--- a/Anmol Jaising - Resume.docx
+++ b/Anmol Jaising - Resume.docx
@@ -119,24 +119,6 @@
       <w:r>
         <w:rPr>
           <w:rFonts w:cstheme="minorHAnsi"/>
-          <w:sz w:val="19"/>
-          <w:szCs w:val="19"/>
-        </w:rPr>
-        <w:t xml:space="preserve"> | </w:t>
-      </w:r>
-      <w:r>
-        <w:rPr>
-          <w:rFonts w:cstheme="minorHAnsi"/>
-          <w:color w:val="1F497D"/>
-          <w:sz w:val="19"/>
-          <w:szCs w:val="19"/>
-          <w:u w:val="single"/>
-        </w:rPr>
-        <w:t>anmoljaising.github.io</w:t>
-      </w:r>
-      <w:r>
-        <w:rPr>
-          <w:rFonts w:cstheme="minorHAnsi"/>
           <w:spacing w:val="-7"/>
           <w:sz w:val="19"/>
           <w:szCs w:val="19"/>
@@ -165,7 +147,7 @@
           <w:rPr>
             <w:rStyle w:val="Hyperlink"/>
             <w:rFonts w:cstheme="minorHAnsi"/>
-            <w:color w:val="44546A" w:themeColor="text2"/>
+            <w:color w:val="4472C4" w:themeColor="accent1"/>
             <w:spacing w:val="-6"/>
             <w:sz w:val="19"/>
             <w:szCs w:val="19"/>
@@ -195,7 +177,7 @@
           <w:rPr>
             <w:rStyle w:val="Hyperlink"/>
             <w:rFonts w:cstheme="minorHAnsi"/>
-            <w:color w:val="1F497D"/>
+            <w:color w:val="4472C4" w:themeColor="accent1"/>
             <w:sz w:val="19"/>
             <w:szCs w:val="19"/>
           </w:rPr>
@@ -966,6 +948,7 @@
         <w:rPr>
           <w:rFonts w:asciiTheme="minorHAnsi" w:hAnsiTheme="minorHAnsi" w:cstheme="minorHAnsi"/>
           <w:w w:val="105"/>
+          <w:u w:val="single"/>
         </w:rPr>
         <w:t>first</w:t>
       </w:r>
@@ -974,13 +957,15 @@
           <w:rFonts w:asciiTheme="minorHAnsi" w:hAnsiTheme="minorHAnsi" w:cstheme="minorHAnsi"/>
           <w:spacing w:val="8"/>
           <w:w w:val="105"/>
-        </w:rPr>
-        <w:t xml:space="preserve"> </w:t>
-      </w:r>
-      <w:r>
-        <w:rPr>
-          <w:rFonts w:asciiTheme="minorHAnsi" w:hAnsiTheme="minorHAnsi" w:cstheme="minorHAnsi"/>
-          <w:w w:val="105"/>
+          <w:u w:val="single"/>
+        </w:rPr>
+        <w:t xml:space="preserve"> </w:t>
+      </w:r>
+      <w:r>
+        <w:rPr>
+          <w:rFonts w:asciiTheme="minorHAnsi" w:hAnsiTheme="minorHAnsi" w:cstheme="minorHAnsi"/>
+          <w:w w:val="105"/>
+          <w:u w:val="single"/>
         </w:rPr>
         <w:t>time</w:t>
       </w:r>
@@ -1026,6 +1011,7 @@
         <w:rPr>
           <w:rFonts w:asciiTheme="minorHAnsi" w:hAnsiTheme="minorHAnsi" w:cstheme="minorHAnsi"/>
           <w:w w:val="105"/>
+          <w:u w:val="single"/>
         </w:rPr>
         <w:t>outstanding</w:t>
       </w:r>
@@ -1034,13 +1020,15 @@
           <w:rFonts w:asciiTheme="minorHAnsi" w:hAnsiTheme="minorHAnsi" w:cstheme="minorHAnsi"/>
           <w:spacing w:val="10"/>
           <w:w w:val="105"/>
-        </w:rPr>
-        <w:t xml:space="preserve"> </w:t>
-      </w:r>
-      <w:r>
-        <w:rPr>
-          <w:rFonts w:asciiTheme="minorHAnsi" w:hAnsiTheme="minorHAnsi" w:cstheme="minorHAnsi"/>
-          <w:w w:val="105"/>
+          <w:u w:val="single"/>
+        </w:rPr>
+        <w:t xml:space="preserve"> </w:t>
+      </w:r>
+      <w:r>
+        <w:rPr>
+          <w:rFonts w:asciiTheme="minorHAnsi" w:hAnsiTheme="minorHAnsi" w:cstheme="minorHAnsi"/>
+          <w:w w:val="105"/>
+          <w:u w:val="single"/>
         </w:rPr>
         <w:t>problem-solving</w:t>
       </w:r>
@@ -1095,6 +1083,7 @@
         <w:rPr>
           <w:rFonts w:asciiTheme="minorHAnsi" w:hAnsiTheme="minorHAnsi" w:cstheme="minorHAnsi"/>
           <w:w w:val="105"/>
+          <w:u w:val="single"/>
         </w:rPr>
         <w:t>data</w:t>
       </w:r>
@@ -1103,13 +1092,15 @@
           <w:rFonts w:asciiTheme="minorHAnsi" w:hAnsiTheme="minorHAnsi" w:cstheme="minorHAnsi"/>
           <w:spacing w:val="9"/>
           <w:w w:val="105"/>
-        </w:rPr>
-        <w:t xml:space="preserve"> </w:t>
-      </w:r>
-      <w:r>
-        <w:rPr>
-          <w:rFonts w:asciiTheme="minorHAnsi" w:hAnsiTheme="minorHAnsi" w:cstheme="minorHAnsi"/>
-          <w:w w:val="105"/>
+          <w:u w:val="single"/>
+        </w:rPr>
+        <w:t xml:space="preserve"> </w:t>
+      </w:r>
+      <w:r>
+        <w:rPr>
+          <w:rFonts w:asciiTheme="minorHAnsi" w:hAnsiTheme="minorHAnsi" w:cstheme="minorHAnsi"/>
+          <w:w w:val="105"/>
+          <w:u w:val="single"/>
         </w:rPr>
         <w:t>structures</w:t>
       </w:r>
@@ -1465,6 +1456,8 @@
       <w:r>
         <w:rPr>
           <w:rFonts w:asciiTheme="minorHAnsi" w:hAnsiTheme="minorHAnsi" w:cstheme="minorHAnsi"/>
+          <w:b/>
+          <w:bCs/>
           <w:spacing w:val="-1"/>
           <w:w w:val="105"/>
         </w:rPr>
@@ -1473,6 +1466,8 @@
       <w:r>
         <w:rPr>
           <w:rFonts w:asciiTheme="minorHAnsi" w:hAnsiTheme="minorHAnsi" w:cstheme="minorHAnsi"/>
+          <w:b/>
+          <w:bCs/>
           <w:spacing w:val="11"/>
           <w:w w:val="105"/>
         </w:rPr>
@@ -1481,6 +1476,8 @@
       <w:r>
         <w:rPr>
           <w:rFonts w:asciiTheme="minorHAnsi" w:hAnsiTheme="minorHAnsi" w:cstheme="minorHAnsi"/>
+          <w:b/>
+          <w:bCs/>
           <w:w w:val="105"/>
         </w:rPr>
         <w:t>HTML,</w:t>
@@ -1488,6 +1485,8 @@
       <w:r>
         <w:rPr>
           <w:rFonts w:asciiTheme="minorHAnsi" w:hAnsiTheme="minorHAnsi" w:cstheme="minorHAnsi"/>
+          <w:b/>
+          <w:bCs/>
           <w:spacing w:val="10"/>
           <w:w w:val="105"/>
         </w:rPr>
@@ -1496,6 +1495,8 @@
       <w:r>
         <w:rPr>
           <w:rFonts w:asciiTheme="minorHAnsi" w:hAnsiTheme="minorHAnsi" w:cstheme="minorHAnsi"/>
+          <w:b/>
+          <w:bCs/>
           <w:w w:val="105"/>
         </w:rPr>
         <w:t>CSS,</w:t>
@@ -1503,6 +1504,8 @@
       <w:r>
         <w:rPr>
           <w:rFonts w:asciiTheme="minorHAnsi" w:hAnsiTheme="minorHAnsi" w:cstheme="minorHAnsi"/>
+          <w:b/>
+          <w:bCs/>
           <w:spacing w:val="7"/>
           <w:w w:val="105"/>
         </w:rPr>
@@ -1511,6 +1514,8 @@
       <w:r>
         <w:rPr>
           <w:rFonts w:asciiTheme="minorHAnsi" w:hAnsiTheme="minorHAnsi" w:cstheme="minorHAnsi"/>
+          <w:b/>
+          <w:bCs/>
           <w:spacing w:val="-2"/>
           <w:w w:val="105"/>
         </w:rPr>
@@ -1519,6 +1524,8 @@
       <w:r>
         <w:rPr>
           <w:rFonts w:asciiTheme="minorHAnsi" w:hAnsiTheme="minorHAnsi" w:cstheme="minorHAnsi"/>
+          <w:b/>
+          <w:bCs/>
           <w:spacing w:val="9"/>
           <w:w w:val="105"/>
         </w:rPr>
@@ -1529,11 +1536,22 @@
           <w:rFonts w:asciiTheme="minorHAnsi" w:hAnsiTheme="minorHAnsi" w:cstheme="minorHAnsi"/>
           <w:w w:val="105"/>
         </w:rPr>
-        <w:t xml:space="preserve">&amp; </w:t>
-      </w:r>
-      <w:r>
-        <w:rPr>
-          <w:rFonts w:asciiTheme="minorHAnsi" w:hAnsiTheme="minorHAnsi" w:cstheme="minorHAnsi"/>
+        <w:t>&amp;</w:t>
+      </w:r>
+      <w:r>
+        <w:rPr>
+          <w:rFonts w:asciiTheme="minorHAnsi" w:hAnsiTheme="minorHAnsi" w:cstheme="minorHAnsi"/>
+          <w:b/>
+          <w:bCs/>
+          <w:w w:val="105"/>
+        </w:rPr>
+        <w:t xml:space="preserve"> </w:t>
+      </w:r>
+      <w:r>
+        <w:rPr>
+          <w:rFonts w:asciiTheme="minorHAnsi" w:hAnsiTheme="minorHAnsi" w:cstheme="minorHAnsi"/>
+          <w:b/>
+          <w:bCs/>
           <w:w w:val="105"/>
         </w:rPr>
         <w:t>M</w:t>
@@ -1541,6 +1559,8 @@
       <w:r>
         <w:rPr>
           <w:rFonts w:asciiTheme="minorHAnsi" w:hAnsiTheme="minorHAnsi" w:cstheme="minorHAnsi"/>
+          <w:b/>
+          <w:bCs/>
           <w:spacing w:val="-1"/>
         </w:rPr>
         <w:t>ySQL</w:t>
@@ -1614,7 +1634,7 @@
           <w:sz w:val="20"/>
           <w:szCs w:val="20"/>
         </w:rPr>
-        <w:t>Associate</w:t>
+        <w:t>Full Stack</w:t>
       </w:r>
       <w:r>
         <w:rPr>
@@ -1633,17 +1653,16 @@
           <w:sz w:val="20"/>
           <w:szCs w:val="20"/>
         </w:rPr>
-        <w:t>Web</w:t>
+        <w:t xml:space="preserve">Engineer </w:t>
       </w:r>
       <w:r>
         <w:rPr>
           <w:rFonts w:eastAsia="Calibri" w:cstheme="minorHAnsi"/>
           <w:i/>
-          <w:spacing w:val="-8"/>
-          <w:sz w:val="20"/>
-          <w:szCs w:val="20"/>
-        </w:rPr>
-        <w:t xml:space="preserve"> </w:t>
+          <w:sz w:val="20"/>
+          <w:szCs w:val="20"/>
+        </w:rPr>
+        <w:t>Inte</w:t>
       </w:r>
       <w:r>
         <w:rPr>
@@ -1652,34 +1671,6 @@
           <w:sz w:val="20"/>
           <w:szCs w:val="20"/>
         </w:rPr>
-        <w:t>Developer</w:t>
-      </w:r>
-      <w:r>
-        <w:rPr>
-          <w:rFonts w:eastAsia="Calibri" w:cstheme="minorHAnsi"/>
-          <w:i/>
-          <w:spacing w:val="-8"/>
-          <w:sz w:val="20"/>
-          <w:szCs w:val="20"/>
-        </w:rPr>
-        <w:t xml:space="preserve"> </w:t>
-      </w:r>
-      <w:r>
-        <w:rPr>
-          <w:rFonts w:eastAsia="Calibri" w:cstheme="minorHAnsi"/>
-          <w:i/>
-          <w:sz w:val="20"/>
-          <w:szCs w:val="20"/>
-        </w:rPr>
-        <w:t>Inte</w:t>
-      </w:r>
-      <w:r>
-        <w:rPr>
-          <w:rFonts w:eastAsia="Calibri" w:cstheme="minorHAnsi"/>
-          <w:i/>
-          <w:sz w:val="20"/>
-          <w:szCs w:val="20"/>
-        </w:rPr>
         <w:t xml:space="preserve">rn  </w:t>
       </w:r>
       <w:r>
@@ -1690,6 +1681,15 @@
           <w:szCs w:val="20"/>
         </w:rPr>
         <w:t xml:space="preserve">                                                                                                                                       </w:t>
+      </w:r>
+      <w:r>
+        <w:rPr>
+          <w:rFonts w:eastAsia="Calibri" w:cstheme="minorHAnsi"/>
+          <w:iCs/>
+          <w:sz w:val="20"/>
+          <w:szCs w:val="20"/>
+        </w:rPr>
+        <w:t xml:space="preserve">           </w:t>
       </w:r>
       <w:r>
         <w:rPr>
@@ -1885,6 +1885,7 @@
         <w:rPr>
           <w:rFonts w:asciiTheme="minorHAnsi" w:hAnsiTheme="minorHAnsi" w:cstheme="minorHAnsi"/>
           <w:w w:val="105"/>
+          <w:u w:val="single"/>
         </w:rPr>
         <w:t>carousel</w:t>
       </w:r>
@@ -1893,13 +1894,15 @@
           <w:rFonts w:asciiTheme="minorHAnsi" w:hAnsiTheme="minorHAnsi" w:cstheme="minorHAnsi"/>
           <w:spacing w:val="3"/>
           <w:w w:val="105"/>
-        </w:rPr>
-        <w:t xml:space="preserve"> </w:t>
-      </w:r>
-      <w:r>
-        <w:rPr>
-          <w:rFonts w:asciiTheme="minorHAnsi" w:hAnsiTheme="minorHAnsi" w:cstheme="minorHAnsi"/>
-          <w:w w:val="105"/>
+          <w:u w:val="single"/>
+        </w:rPr>
+        <w:t xml:space="preserve"> </w:t>
+      </w:r>
+      <w:r>
+        <w:rPr>
+          <w:rFonts w:asciiTheme="minorHAnsi" w:hAnsiTheme="minorHAnsi" w:cstheme="minorHAnsi"/>
+          <w:w w:val="105"/>
+          <w:u w:val="single"/>
         </w:rPr>
         <w:t>application</w:t>
       </w:r>
@@ -2124,6 +2127,7 @@
         <w:rPr>
           <w:rFonts w:asciiTheme="minorHAnsi" w:hAnsiTheme="minorHAnsi" w:cstheme="minorHAnsi"/>
           <w:w w:val="105"/>
+          <w:u w:val="single"/>
         </w:rPr>
         <w:t>Doubled</w:t>
       </w:r>
@@ -2132,6 +2136,7 @@
           <w:rFonts w:asciiTheme="minorHAnsi" w:hAnsiTheme="minorHAnsi" w:cstheme="minorHAnsi"/>
           <w:spacing w:val="8"/>
           <w:w w:val="105"/>
+          <w:u w:val="single"/>
         </w:rPr>
         <w:t xml:space="preserve"> </w:t>
       </w:r>
@@ -2140,6 +2145,7 @@
           <w:rFonts w:asciiTheme="minorHAnsi" w:hAnsiTheme="minorHAnsi" w:cstheme="minorHAnsi"/>
           <w:spacing w:val="-3"/>
           <w:w w:val="105"/>
+          <w:u w:val="single"/>
         </w:rPr>
         <w:t>client</w:t>
       </w:r>
@@ -2148,13 +2154,15 @@
           <w:rFonts w:asciiTheme="minorHAnsi" w:hAnsiTheme="minorHAnsi" w:cstheme="minorHAnsi"/>
           <w:spacing w:val="3"/>
           <w:w w:val="105"/>
-        </w:rPr>
-        <w:t xml:space="preserve"> </w:t>
-      </w:r>
-      <w:r>
-        <w:rPr>
-          <w:rFonts w:asciiTheme="minorHAnsi" w:hAnsiTheme="minorHAnsi" w:cstheme="minorHAnsi"/>
-          <w:w w:val="105"/>
+          <w:u w:val="single"/>
+        </w:rPr>
+        <w:t xml:space="preserve"> </w:t>
+      </w:r>
+      <w:r>
+        <w:rPr>
+          <w:rFonts w:asciiTheme="minorHAnsi" w:hAnsiTheme="minorHAnsi" w:cstheme="minorHAnsi"/>
+          <w:w w:val="105"/>
+          <w:u w:val="single"/>
         </w:rPr>
         <w:t>traffic</w:t>
       </w:r>
@@ -2383,6 +2391,8 @@
       <w:r>
         <w:rPr>
           <w:rFonts w:asciiTheme="minorHAnsi" w:hAnsiTheme="minorHAnsi" w:cstheme="minorHAnsi"/>
+          <w:b/>
+          <w:bCs/>
           <w:w w:val="105"/>
         </w:rPr>
         <w:t>Sitecore</w:t>
@@ -2429,6 +2439,8 @@
       <w:r>
         <w:rPr>
           <w:rFonts w:asciiTheme="minorHAnsi" w:hAnsiTheme="minorHAnsi" w:cstheme="minorHAnsi"/>
+          <w:b/>
+          <w:bCs/>
           <w:spacing w:val="-1"/>
           <w:w w:val="105"/>
         </w:rPr>
@@ -2485,6 +2497,7 @@
         <w:rPr>
           <w:rFonts w:asciiTheme="minorHAnsi" w:hAnsiTheme="minorHAnsi" w:cstheme="minorHAnsi"/>
           <w:w w:val="105"/>
+          <w:u w:val="single"/>
         </w:rPr>
         <w:t>Optimized application performance</w:t>
       </w:r>
@@ -2514,6 +2527,8 @@
       <w:r>
         <w:rPr>
           <w:rFonts w:asciiTheme="minorHAnsi" w:hAnsiTheme="minorHAnsi" w:cstheme="minorHAnsi"/>
+          <w:b/>
+          <w:bCs/>
           <w:spacing w:val="-2"/>
           <w:w w:val="105"/>
         </w:rPr>
@@ -2522,6 +2537,8 @@
       <w:r>
         <w:rPr>
           <w:rFonts w:asciiTheme="minorHAnsi" w:hAnsiTheme="minorHAnsi" w:cstheme="minorHAnsi"/>
+          <w:b/>
+          <w:bCs/>
           <w:spacing w:val="-3"/>
           <w:w w:val="105"/>
         </w:rPr>
@@ -2530,6 +2547,8 @@
       <w:r>
         <w:rPr>
           <w:rFonts w:asciiTheme="minorHAnsi" w:hAnsiTheme="minorHAnsi" w:cstheme="minorHAnsi"/>
+          <w:b/>
+          <w:bCs/>
           <w:w w:val="105"/>
         </w:rPr>
         <w:t>Solr</w:t>
@@ -2703,6 +2722,8 @@
       <w:r>
         <w:rPr>
           <w:rFonts w:asciiTheme="minorHAnsi" w:hAnsiTheme="minorHAnsi" w:cstheme="minorHAnsi"/>
+          <w:b/>
+          <w:bCs/>
           <w:w w:val="105"/>
         </w:rPr>
         <w:t>MySQL</w:t>
@@ -2733,6 +2754,8 @@
       <w:r>
         <w:rPr>
           <w:rFonts w:asciiTheme="minorHAnsi" w:hAnsiTheme="minorHAnsi" w:cstheme="minorHAnsi"/>
+          <w:b/>
+          <w:bCs/>
           <w:w w:val="105"/>
         </w:rPr>
         <w:t>MongoDB</w:t>
@@ -2763,6 +2786,8 @@
       <w:r>
         <w:rPr>
           <w:rFonts w:asciiTheme="minorHAnsi" w:hAnsiTheme="minorHAnsi" w:cstheme="minorHAnsi"/>
+          <w:b/>
+          <w:bCs/>
           <w:w w:val="105"/>
         </w:rPr>
         <w:t>MongoHub</w:t>
@@ -2855,6 +2880,8 @@
       <w:r>
         <w:rPr>
           <w:rFonts w:asciiTheme="minorHAnsi" w:hAnsiTheme="minorHAnsi" w:cstheme="minorHAnsi"/>
+          <w:b/>
+          <w:bCs/>
           <w:spacing w:val="-2"/>
           <w:w w:val="105"/>
         </w:rPr>
@@ -2994,9 +3021,18 @@
       <w:r>
         <w:rPr>
           <w:rFonts w:asciiTheme="minorHAnsi" w:hAnsiTheme="minorHAnsi" w:cstheme="minorHAnsi"/>
+          <w:b/>
+          <w:bCs/>
           <w:w w:val="105"/>
         </w:rPr>
         <w:t>50%</w:t>
+      </w:r>
+      <w:r>
+        <w:rPr>
+          <w:rFonts w:asciiTheme="minorHAnsi" w:hAnsiTheme="minorHAnsi" w:cstheme="minorHAnsi"/>
+          <w:w w:val="105"/>
+        </w:rPr>
+        <w:t>.</w:t>
       </w:r>
     </w:p>
     <w:p>
@@ -3235,11 +3271,23 @@
           <w:spacing w:val="-6"/>
           <w:w w:val="105"/>
         </w:rPr>
-        <w:t xml:space="preserve"> Test</w:t>
-      </w:r>
-      <w:r>
-        <w:rPr>
-          <w:rFonts w:asciiTheme="minorHAnsi" w:hAnsiTheme="minorHAnsi" w:cstheme="minorHAnsi"/>
+        <w:t xml:space="preserve"> </w:t>
+      </w:r>
+      <w:r>
+        <w:rPr>
+          <w:rFonts w:asciiTheme="minorHAnsi" w:hAnsiTheme="minorHAnsi" w:cstheme="minorHAnsi"/>
+          <w:b/>
+          <w:bCs/>
+          <w:spacing w:val="-6"/>
+          <w:w w:val="105"/>
+        </w:rPr>
+        <w:t>Test</w:t>
+      </w:r>
+      <w:r>
+        <w:rPr>
+          <w:rFonts w:asciiTheme="minorHAnsi" w:hAnsiTheme="minorHAnsi" w:cstheme="minorHAnsi"/>
+          <w:b/>
+          <w:bCs/>
           <w:spacing w:val="13"/>
           <w:w w:val="105"/>
         </w:rPr>
@@ -3248,6 +3296,8 @@
       <w:r>
         <w:rPr>
           <w:rFonts w:asciiTheme="minorHAnsi" w:hAnsiTheme="minorHAnsi" w:cstheme="minorHAnsi"/>
+          <w:b/>
+          <w:bCs/>
           <w:w w:val="105"/>
         </w:rPr>
         <w:t>Automation</w:t>
@@ -3255,6 +3305,8 @@
       <w:r>
         <w:rPr>
           <w:rFonts w:asciiTheme="minorHAnsi" w:hAnsiTheme="minorHAnsi" w:cstheme="minorHAnsi"/>
+          <w:b/>
+          <w:bCs/>
           <w:spacing w:val="18"/>
           <w:w w:val="105"/>
         </w:rPr>
@@ -3263,6 +3315,8 @@
       <w:r>
         <w:rPr>
           <w:rFonts w:asciiTheme="minorHAnsi" w:hAnsiTheme="minorHAnsi" w:cstheme="minorHAnsi"/>
+          <w:b/>
+          <w:bCs/>
           <w:spacing w:val="-2"/>
           <w:w w:val="105"/>
         </w:rPr>
@@ -3271,6 +3325,8 @@
       <w:r>
         <w:rPr>
           <w:rFonts w:asciiTheme="minorHAnsi" w:hAnsiTheme="minorHAnsi" w:cstheme="minorHAnsi"/>
+          <w:b/>
+          <w:bCs/>
           <w:spacing w:val="17"/>
           <w:w w:val="105"/>
         </w:rPr>
@@ -3279,10 +3335,20 @@
       <w:r>
         <w:rPr>
           <w:rFonts w:asciiTheme="minorHAnsi" w:hAnsiTheme="minorHAnsi" w:cstheme="minorHAnsi"/>
+          <w:b/>
+          <w:bCs/>
           <w:spacing w:val="-7"/>
           <w:w w:val="105"/>
         </w:rPr>
-        <w:t xml:space="preserve">(TAC) </w:t>
+        <w:t>(TAC)</w:t>
+      </w:r>
+      <w:r>
+        <w:rPr>
+          <w:rFonts w:asciiTheme="minorHAnsi" w:hAnsiTheme="minorHAnsi" w:cstheme="minorHAnsi"/>
+          <w:spacing w:val="-7"/>
+          <w:w w:val="105"/>
+        </w:rPr>
+        <w:t xml:space="preserve"> </w:t>
       </w:r>
       <w:r>
         <w:rPr>
@@ -3319,6 +3385,7 @@
           <w:rFonts w:asciiTheme="minorHAnsi" w:hAnsiTheme="minorHAnsi" w:cstheme="minorHAnsi"/>
           <w:spacing w:val="-2"/>
           <w:w w:val="105"/>
+          <w:u w:val="single"/>
         </w:rPr>
         <w:t>back-end</w:t>
       </w:r>
@@ -3327,14 +3394,16 @@
           <w:rFonts w:asciiTheme="minorHAnsi" w:hAnsiTheme="minorHAnsi" w:cstheme="minorHAnsi"/>
           <w:spacing w:val="22"/>
           <w:w w:val="105"/>
-        </w:rPr>
-        <w:t xml:space="preserve"> </w:t>
-      </w:r>
-      <w:r>
-        <w:rPr>
-          <w:rFonts w:asciiTheme="minorHAnsi" w:hAnsiTheme="minorHAnsi" w:cstheme="minorHAnsi"/>
-          <w:spacing w:val="-1"/>
-          <w:w w:val="105"/>
+          <w:u w:val="single"/>
+        </w:rPr>
+        <w:t xml:space="preserve"> </w:t>
+      </w:r>
+      <w:r>
+        <w:rPr>
+          <w:rFonts w:asciiTheme="minorHAnsi" w:hAnsiTheme="minorHAnsi" w:cstheme="minorHAnsi"/>
+          <w:spacing w:val="-1"/>
+          <w:w w:val="105"/>
+          <w:u w:val="single"/>
         </w:rPr>
         <w:t>test</w:t>
       </w:r>
@@ -3343,13 +3412,15 @@
           <w:rFonts w:asciiTheme="minorHAnsi" w:hAnsiTheme="minorHAnsi" w:cstheme="minorHAnsi"/>
           <w:spacing w:val="18"/>
           <w:w w:val="105"/>
-        </w:rPr>
-        <w:t xml:space="preserve"> </w:t>
-      </w:r>
-      <w:r>
-        <w:rPr>
-          <w:rFonts w:asciiTheme="minorHAnsi" w:hAnsiTheme="minorHAnsi" w:cstheme="minorHAnsi"/>
-          <w:w w:val="105"/>
+          <w:u w:val="single"/>
+        </w:rPr>
+        <w:t xml:space="preserve"> </w:t>
+      </w:r>
+      <w:r>
+        <w:rPr>
+          <w:rFonts w:asciiTheme="minorHAnsi" w:hAnsiTheme="minorHAnsi" w:cstheme="minorHAnsi"/>
+          <w:w w:val="105"/>
+          <w:u w:val="single"/>
         </w:rPr>
         <w:t>scripts</w:t>
       </w:r>
@@ -3382,15 +3453,7 @@
           <w:spacing w:val="-1"/>
           <w:w w:val="105"/>
         </w:rPr>
-        <w:t>.NET</w:t>
-      </w:r>
-      <w:r>
-        <w:rPr>
-          <w:rFonts w:asciiTheme="minorHAnsi" w:hAnsiTheme="minorHAnsi" w:cstheme="minorHAnsi"/>
-          <w:spacing w:val="-6"/>
-          <w:w w:val="105"/>
-        </w:rPr>
-        <w:t>,</w:t>
+        <w:t>C#.</w:t>
       </w:r>
     </w:p>
     <w:p>
@@ -3444,6 +3507,7 @@
           <w:rFonts w:asciiTheme="minorHAnsi" w:hAnsiTheme="minorHAnsi" w:cstheme="minorHAnsi"/>
           <w:spacing w:val="-1"/>
           <w:w w:val="105"/>
+          <w:u w:val="single"/>
         </w:rPr>
         <w:t>automation</w:t>
       </w:r>
@@ -3452,13 +3516,15 @@
           <w:rFonts w:asciiTheme="minorHAnsi" w:hAnsiTheme="minorHAnsi" w:cstheme="minorHAnsi"/>
           <w:spacing w:val="10"/>
           <w:w w:val="105"/>
-        </w:rPr>
-        <w:t xml:space="preserve"> </w:t>
-      </w:r>
-      <w:r>
-        <w:rPr>
-          <w:rFonts w:asciiTheme="minorHAnsi" w:hAnsiTheme="minorHAnsi" w:cstheme="minorHAnsi"/>
-          <w:w w:val="105"/>
+          <w:u w:val="single"/>
+        </w:rPr>
+        <w:t xml:space="preserve"> </w:t>
+      </w:r>
+      <w:r>
+        <w:rPr>
+          <w:rFonts w:asciiTheme="minorHAnsi" w:hAnsiTheme="minorHAnsi" w:cstheme="minorHAnsi"/>
+          <w:w w:val="105"/>
+          <w:u w:val="single"/>
         </w:rPr>
         <w:t>tool</w:t>
       </w:r>
@@ -3488,6 +3554,8 @@
       <w:r>
         <w:rPr>
           <w:rFonts w:asciiTheme="minorHAnsi" w:hAnsiTheme="minorHAnsi" w:cstheme="minorHAnsi"/>
+          <w:b/>
+          <w:bCs/>
           <w:spacing w:val="-2"/>
           <w:w w:val="105"/>
         </w:rPr>
@@ -3496,6 +3564,8 @@
       <w:r>
         <w:rPr>
           <w:rFonts w:asciiTheme="minorHAnsi" w:hAnsiTheme="minorHAnsi" w:cstheme="minorHAnsi"/>
+          <w:b/>
+          <w:bCs/>
           <w:spacing w:val="10"/>
           <w:w w:val="105"/>
         </w:rPr>
@@ -3504,6 +3574,8 @@
       <w:r>
         <w:rPr>
           <w:rFonts w:asciiTheme="minorHAnsi" w:hAnsiTheme="minorHAnsi" w:cstheme="minorHAnsi"/>
+          <w:b/>
+          <w:bCs/>
           <w:spacing w:val="-3"/>
           <w:w w:val="105"/>
         </w:rPr>
@@ -3512,6 +3584,8 @@
       <w:r>
         <w:rPr>
           <w:rFonts w:asciiTheme="minorHAnsi" w:hAnsiTheme="minorHAnsi" w:cstheme="minorHAnsi"/>
+          <w:b/>
+          <w:bCs/>
           <w:spacing w:val="11"/>
           <w:w w:val="105"/>
         </w:rPr>
@@ -3520,6 +3594,8 @@
       <w:r>
         <w:rPr>
           <w:rFonts w:asciiTheme="minorHAnsi" w:hAnsiTheme="minorHAnsi" w:cstheme="minorHAnsi"/>
+          <w:b/>
+          <w:bCs/>
           <w:spacing w:val="-3"/>
           <w:w w:val="105"/>
         </w:rPr>
@@ -3528,6 +3604,26 @@
       <w:r>
         <w:rPr>
           <w:rFonts w:asciiTheme="minorHAnsi" w:hAnsiTheme="minorHAnsi" w:cstheme="minorHAnsi"/>
+          <w:b/>
+          <w:bCs/>
+          <w:spacing w:val="-3"/>
+          <w:w w:val="105"/>
+        </w:rPr>
+        <w:t xml:space="preserve"> </w:t>
+      </w:r>
+      <w:r>
+        <w:rPr>
+          <w:rFonts w:asciiTheme="minorHAnsi" w:hAnsiTheme="minorHAnsi" w:cstheme="minorHAnsi"/>
+          <w:spacing w:val="-3"/>
+          <w:w w:val="105"/>
+        </w:rPr>
+        <w:t>and</w:t>
+      </w:r>
+      <w:r>
+        <w:rPr>
+          <w:rFonts w:asciiTheme="minorHAnsi" w:hAnsiTheme="minorHAnsi" w:cstheme="minorHAnsi"/>
+          <w:b/>
+          <w:bCs/>
           <w:spacing w:val="9"/>
           <w:w w:val="105"/>
         </w:rPr>
@@ -3536,6 +3632,8 @@
       <w:r>
         <w:rPr>
           <w:rFonts w:asciiTheme="minorHAnsi" w:hAnsiTheme="minorHAnsi" w:cstheme="minorHAnsi"/>
+          <w:b/>
+          <w:bCs/>
           <w:w w:val="105"/>
         </w:rPr>
         <w:t>SQL</w:t>
@@ -3673,7 +3771,66 @@
           <w:rFonts w:asciiTheme="minorHAnsi" w:hAnsiTheme="minorHAnsi" w:cstheme="minorHAnsi"/>
           <w:w w:val="105"/>
         </w:rPr>
-        <w:t>reports,</w:t>
+        <w:t>reports</w:t>
+      </w:r>
+      <w:r>
+        <w:rPr>
+          <w:rFonts w:asciiTheme="minorHAnsi" w:hAnsiTheme="minorHAnsi" w:cstheme="minorHAnsi"/>
+          <w:w w:val="105"/>
+        </w:rPr>
+        <w:t xml:space="preserve">, </w:t>
+      </w:r>
+      <w:r>
+        <w:rPr>
+          <w:rFonts w:asciiTheme="minorHAnsi" w:hAnsiTheme="minorHAnsi" w:cstheme="minorHAnsi"/>
+          <w:w w:val="105"/>
+          <w:u w:val="single"/>
+        </w:rPr>
+        <w:t>eliminating</w:t>
+      </w:r>
+      <w:r>
+        <w:rPr>
+          <w:rFonts w:asciiTheme="minorHAnsi" w:hAnsiTheme="minorHAnsi" w:cstheme="minorHAnsi"/>
+          <w:spacing w:val="10"/>
+          <w:w w:val="105"/>
+          <w:u w:val="single"/>
+        </w:rPr>
+        <w:t xml:space="preserve"> </w:t>
+      </w:r>
+      <w:r>
+        <w:rPr>
+          <w:rFonts w:asciiTheme="minorHAnsi" w:hAnsiTheme="minorHAnsi" w:cstheme="minorHAnsi"/>
+          <w:spacing w:val="-2"/>
+          <w:w w:val="105"/>
+          <w:u w:val="single"/>
+        </w:rPr>
+        <w:t>manual</w:t>
+      </w:r>
+      <w:r>
+        <w:rPr>
+          <w:rFonts w:asciiTheme="minorHAnsi" w:hAnsiTheme="minorHAnsi" w:cstheme="minorHAnsi"/>
+          <w:spacing w:val="8"/>
+          <w:w w:val="105"/>
+          <w:u w:val="single"/>
+        </w:rPr>
+        <w:t xml:space="preserve"> </w:t>
+      </w:r>
+      <w:r>
+        <w:rPr>
+          <w:rFonts w:asciiTheme="minorHAnsi" w:hAnsiTheme="minorHAnsi" w:cstheme="minorHAnsi"/>
+          <w:spacing w:val="-1"/>
+          <w:w w:val="105"/>
+          <w:u w:val="single"/>
+        </w:rPr>
+        <w:t>effort</w:t>
+      </w:r>
+      <w:r>
+        <w:rPr>
+          <w:rFonts w:asciiTheme="minorHAnsi" w:hAnsiTheme="minorHAnsi" w:cstheme="minorHAnsi"/>
+          <w:spacing w:val="-1"/>
+          <w:w w:val="105"/>
+        </w:rPr>
+        <w:t>,</w:t>
       </w:r>
       <w:r>
         <w:rPr>
@@ -3688,7 +3845,22 @@
           <w:rFonts w:asciiTheme="minorHAnsi" w:hAnsiTheme="minorHAnsi" w:cstheme="minorHAnsi"/>
           <w:w w:val="105"/>
         </w:rPr>
-        <w:t>eliminating</w:t>
+        <w:t>and</w:t>
+      </w:r>
+      <w:r>
+        <w:rPr>
+          <w:rFonts w:asciiTheme="minorHAnsi" w:hAnsiTheme="minorHAnsi" w:cstheme="minorHAnsi"/>
+          <w:spacing w:val="13"/>
+          <w:w w:val="105"/>
+        </w:rPr>
+        <w:t xml:space="preserve"> </w:t>
+      </w:r>
+      <w:r>
+        <w:rPr>
+          <w:rFonts w:asciiTheme="minorHAnsi" w:hAnsiTheme="minorHAnsi" w:cstheme="minorHAnsi"/>
+          <w:w w:val="105"/>
+        </w:rPr>
+        <w:t>increasing</w:t>
       </w:r>
       <w:r>
         <w:rPr>
@@ -3701,34 +3873,42 @@
       <w:r>
         <w:rPr>
           <w:rFonts w:asciiTheme="minorHAnsi" w:hAnsiTheme="minorHAnsi" w:cstheme="minorHAnsi"/>
-          <w:spacing w:val="-2"/>
-          <w:w w:val="105"/>
-        </w:rPr>
-        <w:t>manual</w:t>
-      </w:r>
-      <w:r>
-        <w:rPr>
-          <w:rFonts w:asciiTheme="minorHAnsi" w:hAnsiTheme="minorHAnsi" w:cstheme="minorHAnsi"/>
-          <w:spacing w:val="8"/>
-          <w:w w:val="105"/>
-        </w:rPr>
-        <w:t xml:space="preserve"> </w:t>
-      </w:r>
-      <w:r>
-        <w:rPr>
-          <w:rFonts w:asciiTheme="minorHAnsi" w:hAnsiTheme="minorHAnsi" w:cstheme="minorHAnsi"/>
-          <w:spacing w:val="-1"/>
-          <w:w w:val="105"/>
-        </w:rPr>
-        <w:t>effort</w:t>
-      </w:r>
-      <w:r>
-        <w:rPr>
-          <w:rFonts w:asciiTheme="minorHAnsi" w:hAnsiTheme="minorHAnsi" w:cstheme="minorHAnsi"/>
-          <w:spacing w:val="-1"/>
-          <w:w w:val="105"/>
-        </w:rPr>
-        <w:t>,</w:t>
+          <w:spacing w:val="-3"/>
+          <w:w w:val="105"/>
+        </w:rPr>
+        <w:t>overall</w:t>
+      </w:r>
+      <w:r>
+        <w:rPr>
+          <w:rFonts w:asciiTheme="minorHAnsi" w:hAnsiTheme="minorHAnsi" w:cstheme="minorHAnsi"/>
+          <w:spacing w:val="4"/>
+          <w:w w:val="105"/>
+        </w:rPr>
+        <w:t xml:space="preserve"> </w:t>
+      </w:r>
+      <w:r>
+        <w:rPr>
+          <w:rFonts w:asciiTheme="minorHAnsi" w:hAnsiTheme="minorHAnsi" w:cstheme="minorHAnsi"/>
+          <w:spacing w:val="-1"/>
+          <w:w w:val="105"/>
+        </w:rPr>
+        <w:t>efficiency</w:t>
+      </w:r>
+      <w:r>
+        <w:rPr>
+          <w:rFonts w:asciiTheme="minorHAnsi" w:hAnsiTheme="minorHAnsi" w:cstheme="minorHAnsi"/>
+          <w:spacing w:val="13"/>
+          <w:w w:val="105"/>
+        </w:rPr>
+        <w:t xml:space="preserve"> </w:t>
+      </w:r>
+      <w:r>
+        <w:rPr>
+          <w:rFonts w:asciiTheme="minorHAnsi" w:hAnsiTheme="minorHAnsi" w:cstheme="minorHAnsi"/>
+          <w:spacing w:val="-3"/>
+          <w:w w:val="105"/>
+        </w:rPr>
+        <w:t>by</w:t>
       </w:r>
       <w:r>
         <w:rPr>
@@ -3741,84 +3921,8 @@
       <w:r>
         <w:rPr>
           <w:rFonts w:asciiTheme="minorHAnsi" w:hAnsiTheme="minorHAnsi" w:cstheme="minorHAnsi"/>
-          <w:w w:val="105"/>
-        </w:rPr>
-        <w:t>and</w:t>
-      </w:r>
-      <w:r>
-        <w:rPr>
-          <w:rFonts w:asciiTheme="minorHAnsi" w:hAnsiTheme="minorHAnsi" w:cstheme="minorHAnsi"/>
-          <w:spacing w:val="13"/>
-          <w:w w:val="105"/>
-        </w:rPr>
-        <w:t xml:space="preserve"> </w:t>
-      </w:r>
-      <w:r>
-        <w:rPr>
-          <w:rFonts w:asciiTheme="minorHAnsi" w:hAnsiTheme="minorHAnsi" w:cstheme="minorHAnsi"/>
-          <w:w w:val="105"/>
-        </w:rPr>
-        <w:t>increasing</w:t>
-      </w:r>
-      <w:r>
-        <w:rPr>
-          <w:rFonts w:asciiTheme="minorHAnsi" w:hAnsiTheme="minorHAnsi" w:cstheme="minorHAnsi"/>
-          <w:spacing w:val="10"/>
-          <w:w w:val="105"/>
-        </w:rPr>
-        <w:t xml:space="preserve"> </w:t>
-      </w:r>
-      <w:r>
-        <w:rPr>
-          <w:rFonts w:asciiTheme="minorHAnsi" w:hAnsiTheme="minorHAnsi" w:cstheme="minorHAnsi"/>
-          <w:spacing w:val="-3"/>
-          <w:w w:val="105"/>
-        </w:rPr>
-        <w:t>overall</w:t>
-      </w:r>
-      <w:r>
-        <w:rPr>
-          <w:rFonts w:asciiTheme="minorHAnsi" w:hAnsiTheme="minorHAnsi" w:cstheme="minorHAnsi"/>
-          <w:spacing w:val="4"/>
-          <w:w w:val="105"/>
-        </w:rPr>
-        <w:t xml:space="preserve"> </w:t>
-      </w:r>
-      <w:r>
-        <w:rPr>
-          <w:rFonts w:asciiTheme="minorHAnsi" w:hAnsiTheme="minorHAnsi" w:cstheme="minorHAnsi"/>
-          <w:spacing w:val="-1"/>
-          <w:w w:val="105"/>
-        </w:rPr>
-        <w:t>efficiency</w:t>
-      </w:r>
-      <w:r>
-        <w:rPr>
-          <w:rFonts w:asciiTheme="minorHAnsi" w:hAnsiTheme="minorHAnsi" w:cstheme="minorHAnsi"/>
-          <w:spacing w:val="13"/>
-          <w:w w:val="105"/>
-        </w:rPr>
-        <w:t xml:space="preserve"> </w:t>
-      </w:r>
-      <w:r>
-        <w:rPr>
-          <w:rFonts w:asciiTheme="minorHAnsi" w:hAnsiTheme="minorHAnsi" w:cstheme="minorHAnsi"/>
-          <w:spacing w:val="-3"/>
-          <w:w w:val="105"/>
-        </w:rPr>
-        <w:t>by</w:t>
-      </w:r>
-      <w:r>
-        <w:rPr>
-          <w:rFonts w:asciiTheme="minorHAnsi" w:hAnsiTheme="minorHAnsi" w:cstheme="minorHAnsi"/>
-          <w:spacing w:val="9"/>
-          <w:w w:val="105"/>
-        </w:rPr>
-        <w:t xml:space="preserve"> </w:t>
-      </w:r>
-      <w:r>
-        <w:rPr>
-          <w:rFonts w:asciiTheme="minorHAnsi" w:hAnsiTheme="minorHAnsi" w:cstheme="minorHAnsi"/>
+          <w:b/>
+          <w:bCs/>
           <w:spacing w:val="-2"/>
           <w:w w:val="105"/>
         </w:rPr>
@@ -3881,6 +3985,7 @@
         <w:rPr>
           <w:rFonts w:asciiTheme="minorHAnsi" w:hAnsiTheme="minorHAnsi" w:cstheme="minorHAnsi"/>
           <w:w w:val="105"/>
+          <w:u w:val="single"/>
         </w:rPr>
         <w:t>proof-of-concept</w:t>
       </w:r>
@@ -3889,13 +3994,15 @@
           <w:rFonts w:asciiTheme="minorHAnsi" w:hAnsiTheme="minorHAnsi" w:cstheme="minorHAnsi"/>
           <w:spacing w:val="7"/>
           <w:w w:val="105"/>
-        </w:rPr>
-        <w:t xml:space="preserve"> </w:t>
-      </w:r>
-      <w:r>
-        <w:rPr>
-          <w:rFonts w:asciiTheme="minorHAnsi" w:hAnsiTheme="minorHAnsi" w:cstheme="minorHAnsi"/>
-          <w:w w:val="105"/>
+          <w:u w:val="single"/>
+        </w:rPr>
+        <w:t xml:space="preserve"> </w:t>
+      </w:r>
+      <w:r>
+        <w:rPr>
+          <w:rFonts w:asciiTheme="minorHAnsi" w:hAnsiTheme="minorHAnsi" w:cstheme="minorHAnsi"/>
+          <w:w w:val="105"/>
+          <w:u w:val="single"/>
         </w:rPr>
         <w:t>application</w:t>
       </w:r>
@@ -4074,12 +4181,21 @@
           <w:rFonts w:asciiTheme="minorHAnsi" w:hAnsiTheme="minorHAnsi" w:cstheme="minorHAnsi"/>
           <w:w w:val="105"/>
         </w:rPr>
-        <w:t xml:space="preserve"> MVP</w:t>
-      </w:r>
-      <w:r>
-        <w:rPr>
-          <w:rFonts w:asciiTheme="minorHAnsi" w:hAnsiTheme="minorHAnsi" w:cstheme="minorHAnsi"/>
-          <w:w w:val="105"/>
+        <w:t xml:space="preserve"> </w:t>
+      </w:r>
+      <w:r>
+        <w:rPr>
+          <w:rFonts w:asciiTheme="minorHAnsi" w:hAnsiTheme="minorHAnsi" w:cstheme="minorHAnsi"/>
+          <w:w w:val="105"/>
+          <w:u w:val="single"/>
+        </w:rPr>
+        <w:t>MVP</w:t>
+      </w:r>
+      <w:r>
+        <w:rPr>
+          <w:rFonts w:asciiTheme="minorHAnsi" w:hAnsiTheme="minorHAnsi" w:cstheme="minorHAnsi"/>
+          <w:w w:val="105"/>
+          <w:u w:val="single"/>
         </w:rPr>
         <w:t xml:space="preserve"> solution</w:t>
       </w:r>
@@ -4209,6 +4325,7 @@
         <w:rPr>
           <w:rFonts w:asciiTheme="minorHAnsi" w:hAnsiTheme="minorHAnsi" w:cstheme="minorHAnsi"/>
           <w:w w:val="105"/>
+          <w:u w:val="single"/>
         </w:rPr>
         <w:t>imparting</w:t>
       </w:r>
@@ -4217,14 +4334,16 @@
           <w:rFonts w:asciiTheme="minorHAnsi" w:hAnsiTheme="minorHAnsi" w:cstheme="minorHAnsi"/>
           <w:spacing w:val="4"/>
           <w:w w:val="105"/>
-        </w:rPr>
-        <w:t xml:space="preserve"> </w:t>
-      </w:r>
-      <w:r>
-        <w:rPr>
-          <w:rFonts w:asciiTheme="minorHAnsi" w:hAnsiTheme="minorHAnsi" w:cstheme="minorHAnsi"/>
-          <w:spacing w:val="-1"/>
-          <w:w w:val="105"/>
+          <w:u w:val="single"/>
+        </w:rPr>
+        <w:t xml:space="preserve"> </w:t>
+      </w:r>
+      <w:r>
+        <w:rPr>
+          <w:rFonts w:asciiTheme="minorHAnsi" w:hAnsiTheme="minorHAnsi" w:cstheme="minorHAnsi"/>
+          <w:spacing w:val="-1"/>
+          <w:w w:val="105"/>
+          <w:u w:val="single"/>
         </w:rPr>
         <w:t>technical</w:t>
       </w:r>
@@ -4233,13 +4352,15 @@
           <w:rFonts w:asciiTheme="minorHAnsi" w:hAnsiTheme="minorHAnsi" w:cstheme="minorHAnsi"/>
           <w:spacing w:val="5"/>
           <w:w w:val="105"/>
-        </w:rPr>
-        <w:t xml:space="preserve"> </w:t>
-      </w:r>
-      <w:r>
-        <w:rPr>
-          <w:rFonts w:asciiTheme="minorHAnsi" w:hAnsiTheme="minorHAnsi" w:cstheme="minorHAnsi"/>
-          <w:w w:val="105"/>
+          <w:u w:val="single"/>
+        </w:rPr>
+        <w:t xml:space="preserve"> </w:t>
+      </w:r>
+      <w:r>
+        <w:rPr>
+          <w:rFonts w:asciiTheme="minorHAnsi" w:hAnsiTheme="minorHAnsi" w:cstheme="minorHAnsi"/>
+          <w:w w:val="105"/>
+          <w:u w:val="single"/>
         </w:rPr>
         <w:t>&amp;</w:t>
       </w:r>
@@ -4248,13 +4369,15 @@
           <w:rFonts w:asciiTheme="minorHAnsi" w:hAnsiTheme="minorHAnsi" w:cstheme="minorHAnsi"/>
           <w:spacing w:val="5"/>
           <w:w w:val="105"/>
-        </w:rPr>
-        <w:t xml:space="preserve"> </w:t>
-      </w:r>
-      <w:r>
-        <w:rPr>
-          <w:rFonts w:asciiTheme="minorHAnsi" w:hAnsiTheme="minorHAnsi" w:cstheme="minorHAnsi"/>
-          <w:w w:val="105"/>
+          <w:u w:val="single"/>
+        </w:rPr>
+        <w:t xml:space="preserve"> </w:t>
+      </w:r>
+      <w:r>
+        <w:rPr>
+          <w:rFonts w:asciiTheme="minorHAnsi" w:hAnsiTheme="minorHAnsi" w:cstheme="minorHAnsi"/>
+          <w:w w:val="105"/>
+          <w:u w:val="single"/>
         </w:rPr>
         <w:t>project</w:t>
       </w:r>
@@ -4263,14 +4386,16 @@
           <w:rFonts w:asciiTheme="minorHAnsi" w:hAnsiTheme="minorHAnsi" w:cstheme="minorHAnsi"/>
           <w:spacing w:val="8"/>
           <w:w w:val="105"/>
-        </w:rPr>
-        <w:t xml:space="preserve"> </w:t>
-      </w:r>
-      <w:r>
-        <w:rPr>
-          <w:rFonts w:asciiTheme="minorHAnsi" w:hAnsiTheme="minorHAnsi" w:cstheme="minorHAnsi"/>
-          <w:spacing w:val="-1"/>
-          <w:w w:val="105"/>
+          <w:u w:val="single"/>
+        </w:rPr>
+        <w:t xml:space="preserve"> </w:t>
+      </w:r>
+      <w:r>
+        <w:rPr>
+          <w:rFonts w:asciiTheme="minorHAnsi" w:hAnsiTheme="minorHAnsi" w:cstheme="minorHAnsi"/>
+          <w:spacing w:val="-1"/>
+          <w:w w:val="105"/>
+          <w:u w:val="single"/>
         </w:rPr>
         <w:t>knowledge</w:t>
       </w:r>
@@ -4996,6 +5121,7 @@
         <w:rPr>
           <w:rFonts w:asciiTheme="minorHAnsi" w:hAnsiTheme="minorHAnsi" w:cstheme="minorHAnsi"/>
           <w:spacing w:val="-1"/>
+          <w:u w:val="single"/>
         </w:rPr>
         <w:t>full</w:t>
       </w:r>
@@ -5003,12 +5129,14 @@
         <w:rPr>
           <w:rFonts w:asciiTheme="minorHAnsi" w:hAnsiTheme="minorHAnsi" w:cstheme="minorHAnsi"/>
           <w:spacing w:val="-6"/>
+          <w:u w:val="single"/>
         </w:rPr>
         <w:t>-</w:t>
       </w:r>
       <w:r>
         <w:rPr>
           <w:rFonts w:asciiTheme="minorHAnsi" w:hAnsiTheme="minorHAnsi" w:cstheme="minorHAnsi"/>
+          <w:u w:val="single"/>
         </w:rPr>
         <w:t>stack</w:t>
       </w:r>
@@ -5016,13 +5144,15 @@
         <w:rPr>
           <w:rFonts w:asciiTheme="minorHAnsi" w:hAnsiTheme="minorHAnsi" w:cstheme="minorHAnsi"/>
           <w:spacing w:val="-7"/>
-        </w:rPr>
-        <w:t xml:space="preserve"> </w:t>
-      </w:r>
-      <w:r>
-        <w:rPr>
-          <w:rFonts w:asciiTheme="minorHAnsi" w:hAnsiTheme="minorHAnsi" w:cstheme="minorHAnsi"/>
-          <w:spacing w:val="-1"/>
+          <w:u w:val="single"/>
+        </w:rPr>
+        <w:t xml:space="preserve"> </w:t>
+      </w:r>
+      <w:r>
+        <w:rPr>
+          <w:rFonts w:asciiTheme="minorHAnsi" w:hAnsiTheme="minorHAnsi" w:cstheme="minorHAnsi"/>
+          <w:spacing w:val="-1"/>
+          <w:u w:val="single"/>
         </w:rPr>
         <w:t>web</w:t>
       </w:r>
@@ -5030,12 +5160,14 @@
         <w:rPr>
           <w:rFonts w:asciiTheme="minorHAnsi" w:hAnsiTheme="minorHAnsi" w:cstheme="minorHAnsi"/>
           <w:spacing w:val="-3"/>
-        </w:rPr>
-        <w:t xml:space="preserve"> </w:t>
-      </w:r>
-      <w:r>
-        <w:rPr>
-          <w:rFonts w:asciiTheme="minorHAnsi" w:hAnsiTheme="minorHAnsi" w:cstheme="minorHAnsi"/>
+          <w:u w:val="single"/>
+        </w:rPr>
+        <w:t xml:space="preserve"> </w:t>
+      </w:r>
+      <w:r>
+        <w:rPr>
+          <w:rFonts w:asciiTheme="minorHAnsi" w:hAnsiTheme="minorHAnsi" w:cstheme="minorHAnsi"/>
+          <w:u w:val="single"/>
         </w:rPr>
         <w:t>application</w:t>
       </w:r>
@@ -5063,6 +5195,8 @@
       <w:r>
         <w:rPr>
           <w:rFonts w:asciiTheme="minorHAnsi" w:hAnsiTheme="minorHAnsi" w:cstheme="minorHAnsi"/>
+          <w:b/>
+          <w:bCs/>
           <w:spacing w:val="-1"/>
         </w:rPr>
         <w:t>HTML,</w:t>
@@ -5070,6 +5204,8 @@
       <w:r>
         <w:rPr>
           <w:rFonts w:asciiTheme="minorHAnsi" w:hAnsiTheme="minorHAnsi" w:cstheme="minorHAnsi"/>
+          <w:b/>
+          <w:bCs/>
           <w:spacing w:val="-5"/>
         </w:rPr>
         <w:t xml:space="preserve"> </w:t>
@@ -5077,6 +5213,8 @@
       <w:r>
         <w:rPr>
           <w:rFonts w:asciiTheme="minorHAnsi" w:hAnsiTheme="minorHAnsi" w:cstheme="minorHAnsi"/>
+          <w:b/>
+          <w:bCs/>
           <w:spacing w:val="-1"/>
         </w:rPr>
         <w:t>CSS,</w:t>
@@ -5084,6 +5222,8 @@
       <w:r>
         <w:rPr>
           <w:rFonts w:asciiTheme="minorHAnsi" w:hAnsiTheme="minorHAnsi" w:cstheme="minorHAnsi"/>
+          <w:b/>
+          <w:bCs/>
           <w:spacing w:val="-4"/>
         </w:rPr>
         <w:t xml:space="preserve"> </w:t>
@@ -5091,12 +5231,16 @@
       <w:r>
         <w:rPr>
           <w:rFonts w:asciiTheme="minorHAnsi" w:hAnsiTheme="minorHAnsi" w:cstheme="minorHAnsi"/>
+          <w:b/>
+          <w:bCs/>
         </w:rPr>
         <w:t>React.js,</w:t>
       </w:r>
       <w:r>
         <w:rPr>
           <w:rFonts w:asciiTheme="minorHAnsi" w:hAnsiTheme="minorHAnsi" w:cstheme="minorHAnsi"/>
+          <w:b/>
+          <w:bCs/>
           <w:spacing w:val="-6"/>
         </w:rPr>
         <w:t xml:space="preserve"> </w:t>
@@ -5104,6 +5248,8 @@
       <w:r>
         <w:rPr>
           <w:rFonts w:asciiTheme="minorHAnsi" w:hAnsiTheme="minorHAnsi" w:cstheme="minorHAnsi"/>
+          <w:b/>
+          <w:bCs/>
           <w:spacing w:val="-1"/>
         </w:rPr>
         <w:t>Node.js,</w:t>
@@ -5111,6 +5257,8 @@
       <w:r>
         <w:rPr>
           <w:rFonts w:asciiTheme="minorHAnsi" w:hAnsiTheme="minorHAnsi" w:cstheme="minorHAnsi"/>
+          <w:b/>
+          <w:bCs/>
           <w:spacing w:val="-5"/>
         </w:rPr>
         <w:t xml:space="preserve"> </w:t>
@@ -5125,6 +5273,8 @@
       <w:r>
         <w:rPr>
           <w:rFonts w:asciiTheme="minorHAnsi" w:hAnsiTheme="minorHAnsi" w:cstheme="minorHAnsi"/>
+          <w:b/>
+          <w:bCs/>
           <w:spacing w:val="-3"/>
         </w:rPr>
         <w:t xml:space="preserve"> </w:t>
@@ -5132,21 +5282,10 @@
       <w:r>
         <w:rPr>
           <w:rFonts w:asciiTheme="minorHAnsi" w:hAnsiTheme="minorHAnsi" w:cstheme="minorHAnsi"/>
-        </w:rPr>
-        <w:t>Mongo</w:t>
-      </w:r>
-      <w:r>
-        <w:rPr>
-          <w:rFonts w:asciiTheme="minorHAnsi" w:hAnsiTheme="minorHAnsi" w:cstheme="minorHAnsi"/>
-          <w:spacing w:val="-7"/>
-        </w:rPr>
-        <w:t xml:space="preserve"> </w:t>
-      </w:r>
-      <w:r>
-        <w:rPr>
-          <w:rFonts w:asciiTheme="minorHAnsi" w:hAnsiTheme="minorHAnsi" w:cstheme="minorHAnsi"/>
-        </w:rPr>
-        <w:t>DB</w:t>
+          <w:b/>
+          <w:bCs/>
+        </w:rPr>
+        <w:t>MongoDB</w:t>
       </w:r>
       <w:r>
         <w:rPr>
@@ -5365,6 +5504,8 @@
       <w:r>
         <w:rPr>
           <w:rFonts w:asciiTheme="minorHAnsi" w:hAnsiTheme="minorHAnsi" w:cstheme="minorHAnsi"/>
+          <w:b/>
+          <w:bCs/>
         </w:rPr>
         <w:t>GridFs</w:t>
       </w:r>
@@ -5432,8 +5573,23 @@
       <w:r>
         <w:rPr>
           <w:rFonts w:asciiTheme="minorHAnsi" w:hAnsiTheme="minorHAnsi" w:cstheme="minorHAnsi"/>
-        </w:rPr>
-        <w:t>Mongo</w:t>
+          <w:b/>
+          <w:bCs/>
+        </w:rPr>
+        <w:t>MongoDB</w:t>
+      </w:r>
+      <w:r>
+        <w:rPr>
+          <w:rFonts w:asciiTheme="minorHAnsi" w:hAnsiTheme="minorHAnsi" w:cstheme="minorHAnsi"/>
+          <w:spacing w:val="-5"/>
+        </w:rPr>
+        <w:t xml:space="preserve"> </w:t>
+      </w:r>
+      <w:r>
+        <w:rPr>
+          <w:rFonts w:asciiTheme="minorHAnsi" w:hAnsiTheme="minorHAnsi" w:cstheme="minorHAnsi"/>
+        </w:rPr>
+        <w:t>documents</w:t>
       </w:r>
       <w:r>
         <w:rPr>
@@ -5446,7 +5602,48 @@
         <w:rPr>
           <w:rFonts w:asciiTheme="minorHAnsi" w:hAnsiTheme="minorHAnsi" w:cstheme="minorHAnsi"/>
         </w:rPr>
-        <w:t>DB</w:t>
+        <w:t>enabling</w:t>
+      </w:r>
+      <w:r>
+        <w:rPr>
+          <w:rFonts w:asciiTheme="minorHAnsi" w:hAnsiTheme="minorHAnsi" w:cstheme="minorHAnsi"/>
+          <w:spacing w:val="-7"/>
+        </w:rPr>
+        <w:t xml:space="preserve"> </w:t>
+      </w:r>
+      <w:r>
+        <w:rPr>
+          <w:rFonts w:asciiTheme="minorHAnsi" w:hAnsiTheme="minorHAnsi" w:cstheme="minorHAnsi"/>
+        </w:rPr>
+        <w:t>faster</w:t>
+      </w:r>
+      <w:r>
+        <w:rPr>
+          <w:rFonts w:asciiTheme="minorHAnsi" w:hAnsiTheme="minorHAnsi" w:cstheme="minorHAnsi"/>
+          <w:spacing w:val="-7"/>
+        </w:rPr>
+        <w:t xml:space="preserve"> </w:t>
+      </w:r>
+      <w:r>
+        <w:rPr>
+          <w:rFonts w:asciiTheme="minorHAnsi" w:hAnsiTheme="minorHAnsi" w:cstheme="minorHAnsi"/>
+          <w:spacing w:val="-1"/>
+        </w:rPr>
+        <w:t>retrieval</w:t>
+      </w:r>
+      <w:r>
+        <w:rPr>
+          <w:rFonts w:asciiTheme="minorHAnsi" w:hAnsiTheme="minorHAnsi" w:cstheme="minorHAnsi"/>
+          <w:spacing w:val="-1"/>
+        </w:rPr>
+        <w:t xml:space="preserve">. </w:t>
+      </w:r>
+      <w:r>
+        <w:rPr>
+          <w:rFonts w:asciiTheme="minorHAnsi" w:hAnsiTheme="minorHAnsi" w:cstheme="minorHAnsi"/>
+          <w:spacing w:val="-1"/>
+        </w:rPr>
+        <w:t>Enhanced</w:t>
       </w:r>
       <w:r>
         <w:rPr>
@@ -5458,8 +5655,23 @@
       <w:r>
         <w:rPr>
           <w:rFonts w:asciiTheme="minorHAnsi" w:hAnsiTheme="minorHAnsi" w:cstheme="minorHAnsi"/>
-        </w:rPr>
-        <w:t>documents</w:t>
+          <w:spacing w:val="-1"/>
+        </w:rPr>
+        <w:t>search</w:t>
+      </w:r>
+      <w:r>
+        <w:rPr>
+          <w:rFonts w:asciiTheme="minorHAnsi" w:hAnsiTheme="minorHAnsi" w:cstheme="minorHAnsi"/>
+          <w:spacing w:val="-6"/>
+        </w:rPr>
+        <w:t xml:space="preserve"> </w:t>
+      </w:r>
+      <w:r>
+        <w:rPr>
+          <w:rFonts w:asciiTheme="minorHAnsi" w:hAnsiTheme="minorHAnsi" w:cstheme="minorHAnsi"/>
+          <w:spacing w:val="-1"/>
+        </w:rPr>
+        <w:t>efficiency</w:t>
       </w:r>
       <w:r>
         <w:rPr>
@@ -5472,48 +5684,7 @@
         <w:rPr>
           <w:rFonts w:asciiTheme="minorHAnsi" w:hAnsiTheme="minorHAnsi" w:cstheme="minorHAnsi"/>
         </w:rPr>
-        <w:t>enabling</w:t>
-      </w:r>
-      <w:r>
-        <w:rPr>
-          <w:rFonts w:asciiTheme="minorHAnsi" w:hAnsiTheme="minorHAnsi" w:cstheme="minorHAnsi"/>
-          <w:spacing w:val="-7"/>
-        </w:rPr>
-        <w:t xml:space="preserve"> </w:t>
-      </w:r>
-      <w:r>
-        <w:rPr>
-          <w:rFonts w:asciiTheme="minorHAnsi" w:hAnsiTheme="minorHAnsi" w:cstheme="minorHAnsi"/>
-        </w:rPr>
-        <w:t>faster</w:t>
-      </w:r>
-      <w:r>
-        <w:rPr>
-          <w:rFonts w:asciiTheme="minorHAnsi" w:hAnsiTheme="minorHAnsi" w:cstheme="minorHAnsi"/>
-          <w:spacing w:val="-7"/>
-        </w:rPr>
-        <w:t xml:space="preserve"> </w:t>
-      </w:r>
-      <w:r>
-        <w:rPr>
-          <w:rFonts w:asciiTheme="minorHAnsi" w:hAnsiTheme="minorHAnsi" w:cstheme="minorHAnsi"/>
-          <w:spacing w:val="-1"/>
-        </w:rPr>
-        <w:t>retrieval</w:t>
-      </w:r>
-      <w:r>
-        <w:rPr>
-          <w:rFonts w:asciiTheme="minorHAnsi" w:hAnsiTheme="minorHAnsi" w:cstheme="minorHAnsi"/>
-          <w:spacing w:val="-1"/>
-        </w:rPr>
-        <w:t xml:space="preserve">. </w:t>
-      </w:r>
-      <w:r>
-        <w:rPr>
-          <w:rFonts w:asciiTheme="minorHAnsi" w:hAnsiTheme="minorHAnsi" w:cstheme="minorHAnsi"/>
-          <w:spacing w:val="-1"/>
-        </w:rPr>
-        <w:t>Enhanced</w:t>
+        <w:t>by</w:t>
       </w:r>
       <w:r>
         <w:rPr>
@@ -5525,47 +5696,8 @@
       <w:r>
         <w:rPr>
           <w:rFonts w:asciiTheme="minorHAnsi" w:hAnsiTheme="minorHAnsi" w:cstheme="minorHAnsi"/>
-          <w:spacing w:val="-1"/>
-        </w:rPr>
-        <w:t>search</w:t>
-      </w:r>
-      <w:r>
-        <w:rPr>
-          <w:rFonts w:asciiTheme="minorHAnsi" w:hAnsiTheme="minorHAnsi" w:cstheme="minorHAnsi"/>
-          <w:spacing w:val="-6"/>
-        </w:rPr>
-        <w:t xml:space="preserve"> </w:t>
-      </w:r>
-      <w:r>
-        <w:rPr>
-          <w:rFonts w:asciiTheme="minorHAnsi" w:hAnsiTheme="minorHAnsi" w:cstheme="minorHAnsi"/>
-          <w:spacing w:val="-1"/>
-        </w:rPr>
-        <w:t>efficiency</w:t>
-      </w:r>
-      <w:r>
-        <w:rPr>
-          <w:rFonts w:asciiTheme="minorHAnsi" w:hAnsiTheme="minorHAnsi" w:cstheme="minorHAnsi"/>
-          <w:spacing w:val="-7"/>
-        </w:rPr>
-        <w:t xml:space="preserve"> </w:t>
-      </w:r>
-      <w:r>
-        <w:rPr>
-          <w:rFonts w:asciiTheme="minorHAnsi" w:hAnsiTheme="minorHAnsi" w:cstheme="minorHAnsi"/>
-        </w:rPr>
-        <w:t>by</w:t>
-      </w:r>
-      <w:r>
-        <w:rPr>
-          <w:rFonts w:asciiTheme="minorHAnsi" w:hAnsiTheme="minorHAnsi" w:cstheme="minorHAnsi"/>
-          <w:spacing w:val="-5"/>
-        </w:rPr>
-        <w:t xml:space="preserve"> </w:t>
-      </w:r>
-      <w:r>
-        <w:rPr>
-          <w:rFonts w:asciiTheme="minorHAnsi" w:hAnsiTheme="minorHAnsi" w:cstheme="minorHAnsi"/>
+          <w:b/>
+          <w:bCs/>
           <w:spacing w:val="-1"/>
         </w:rPr>
         <w:t>85%</w:t>
@@ -6052,6 +6184,7 @@
         <w:rPr>
           <w:rFonts w:asciiTheme="minorHAnsi" w:hAnsiTheme="minorHAnsi" w:cstheme="minorHAnsi"/>
           <w:spacing w:val="-1"/>
+          <w:u w:val="single"/>
         </w:rPr>
         <w:t>predictive</w:t>
       </w:r>
@@ -6059,12 +6192,14 @@
         <w:rPr>
           <w:rFonts w:asciiTheme="minorHAnsi" w:hAnsiTheme="minorHAnsi" w:cstheme="minorHAnsi"/>
           <w:spacing w:val="-6"/>
-        </w:rPr>
-        <w:t xml:space="preserve"> </w:t>
-      </w:r>
-      <w:r>
-        <w:rPr>
-          <w:rFonts w:asciiTheme="minorHAnsi" w:hAnsiTheme="minorHAnsi" w:cstheme="minorHAnsi"/>
+          <w:u w:val="single"/>
+        </w:rPr>
+        <w:t xml:space="preserve"> </w:t>
+      </w:r>
+      <w:r>
+        <w:rPr>
+          <w:rFonts w:asciiTheme="minorHAnsi" w:hAnsiTheme="minorHAnsi" w:cstheme="minorHAnsi"/>
+          <w:u w:val="single"/>
         </w:rPr>
         <w:t>analysis</w:t>
       </w:r>
@@ -6091,6 +6226,8 @@
       <w:r>
         <w:rPr>
           <w:rFonts w:asciiTheme="minorHAnsi" w:hAnsiTheme="minorHAnsi" w:cstheme="minorHAnsi"/>
+          <w:b/>
+          <w:bCs/>
           <w:spacing w:val="-1"/>
         </w:rPr>
         <w:t>Python</w:t>
@@ -6344,9 +6481,18 @@
       <w:r>
         <w:rPr>
           <w:rFonts w:asciiTheme="minorHAnsi" w:hAnsiTheme="minorHAnsi" w:cstheme="minorHAnsi"/>
-          <w:spacing w:val="-1"/>
-        </w:rPr>
-        <w:t>PostgreSQL,</w:t>
+          <w:b/>
+          <w:bCs/>
+          <w:spacing w:val="-1"/>
+        </w:rPr>
+        <w:t>PostgreSQL</w:t>
+      </w:r>
+      <w:r>
+        <w:rPr>
+          <w:rFonts w:asciiTheme="minorHAnsi" w:hAnsiTheme="minorHAnsi" w:cstheme="minorHAnsi"/>
+          <w:spacing w:val="-1"/>
+        </w:rPr>
+        <w:t>,</w:t>
       </w:r>
       <w:r>
         <w:rPr>
@@ -6424,6 +6570,8 @@
       <w:r>
         <w:rPr>
           <w:rFonts w:asciiTheme="minorHAnsi" w:hAnsiTheme="minorHAnsi" w:cstheme="minorHAnsi"/>
+          <w:b/>
+          <w:bCs/>
           <w:spacing w:val="-1"/>
         </w:rPr>
         <w:t>50%</w:t>
@@ -6461,6 +6609,8 @@
       <w:r>
         <w:rPr>
           <w:rFonts w:asciiTheme="minorHAnsi" w:hAnsiTheme="minorHAnsi" w:cstheme="minorHAnsi"/>
+          <w:b/>
+          <w:bCs/>
         </w:rPr>
         <w:t>OpenRefine</w:t>
       </w:r>
@@ -6663,8 +6813,16 @@
       <w:r>
         <w:rPr>
           <w:rFonts w:asciiTheme="minorHAnsi" w:hAnsiTheme="minorHAnsi" w:cstheme="minorHAnsi"/>
-        </w:rPr>
-        <w:t>ARIMA,</w:t>
+          <w:b/>
+          <w:bCs/>
+        </w:rPr>
+        <w:t>ARIMA</w:t>
+      </w:r>
+      <w:r>
+        <w:rPr>
+          <w:rFonts w:asciiTheme="minorHAnsi" w:hAnsiTheme="minorHAnsi" w:cstheme="minorHAnsi"/>
+        </w:rPr>
+        <w:t>,</w:t>
       </w:r>
       <w:r>
         <w:rPr>
@@ -6817,6 +6975,8 @@
       <w:r>
         <w:rPr>
           <w:rFonts w:asciiTheme="minorHAnsi" w:hAnsiTheme="minorHAnsi" w:cstheme="minorHAnsi"/>
+          <w:b/>
+          <w:bCs/>
           <w:spacing w:val="-1"/>
         </w:rPr>
         <w:t>82%</w:t>
@@ -7244,6 +7404,7 @@
         <w:rPr>
           <w:rFonts w:asciiTheme="minorHAnsi" w:hAnsiTheme="minorHAnsi" w:cstheme="minorHAnsi"/>
           <w:spacing w:val="-1"/>
+          <w:u w:val="single"/>
         </w:rPr>
         <w:t>multi-threaded</w:t>
       </w:r>
@@ -7251,13 +7412,15 @@
         <w:rPr>
           <w:rFonts w:asciiTheme="minorHAnsi" w:hAnsiTheme="minorHAnsi" w:cstheme="minorHAnsi"/>
           <w:spacing w:val="-5"/>
-        </w:rPr>
-        <w:t xml:space="preserve"> </w:t>
-      </w:r>
-      <w:r>
-        <w:rPr>
-          <w:rFonts w:asciiTheme="minorHAnsi" w:hAnsiTheme="minorHAnsi" w:cstheme="minorHAnsi"/>
-          <w:spacing w:val="-1"/>
+          <w:u w:val="single"/>
+        </w:rPr>
+        <w:t xml:space="preserve"> </w:t>
+      </w:r>
+      <w:r>
+        <w:rPr>
+          <w:rFonts w:asciiTheme="minorHAnsi" w:hAnsiTheme="minorHAnsi" w:cstheme="minorHAnsi"/>
+          <w:spacing w:val="-1"/>
+          <w:u w:val="single"/>
         </w:rPr>
         <w:t>application</w:t>
       </w:r>
@@ -7312,6 +7475,8 @@
       <w:r>
         <w:rPr>
           <w:rFonts w:asciiTheme="minorHAnsi" w:hAnsiTheme="minorHAnsi" w:cstheme="minorHAnsi"/>
+          <w:b/>
+          <w:bCs/>
         </w:rPr>
         <w:t>RIPv2</w:t>
       </w:r>
@@ -7700,6 +7865,8 @@
       <w:r>
         <w:rPr>
           <w:rFonts w:asciiTheme="minorHAnsi" w:hAnsiTheme="minorHAnsi" w:cstheme="minorHAnsi"/>
+          <w:b/>
+          <w:bCs/>
         </w:rPr>
         <w:t>Java</w:t>
       </w:r>
@@ -7755,7 +7922,25 @@
           <w:szCs w:val="20"/>
           <w:shd w:val="clear" w:color="auto" w:fill="FFFFFF"/>
         </w:rPr>
-        <w:t>Java, Google Maps API, Bootstrap, CSS, jQuery, XML, Android Studio</w:t>
+        <w:t>Java, Google Maps API, Bootstrap, CSS, jQuery, XML</w:t>
+      </w:r>
+      <w:r>
+        <w:rPr>
+          <w:rFonts w:asciiTheme="minorHAnsi" w:hAnsiTheme="minorHAnsi" w:cstheme="minorHAnsi"/>
+          <w:sz w:val="20"/>
+          <w:szCs w:val="20"/>
+          <w:shd w:val="clear" w:color="auto" w:fill="FFFFFF"/>
+        </w:rPr>
+        <w:tab/>
+      </w:r>
+      <w:r>
+        <w:rPr>
+          <w:rFonts w:asciiTheme="minorHAnsi" w:hAnsiTheme="minorHAnsi" w:cstheme="minorHAnsi"/>
+          <w:sz w:val="20"/>
+          <w:szCs w:val="20"/>
+          <w:shd w:val="clear" w:color="auto" w:fill="FFFFFF"/>
+        </w:rPr>
+        <w:tab/>
       </w:r>
       <w:r>
         <w:rPr>
@@ -7864,6 +8049,7 @@
         <w:rPr>
           <w:rFonts w:asciiTheme="minorHAnsi" w:hAnsiTheme="minorHAnsi" w:cstheme="minorHAnsi"/>
           <w:w w:val="105"/>
+          <w:u w:val="single"/>
         </w:rPr>
         <w:t>scalable</w:t>
       </w:r>
@@ -7872,28 +8058,32 @@
           <w:rFonts w:asciiTheme="minorHAnsi" w:hAnsiTheme="minorHAnsi" w:cstheme="minorHAnsi"/>
           <w:spacing w:val="3"/>
           <w:w w:val="105"/>
-        </w:rPr>
-        <w:t xml:space="preserve"> </w:t>
-      </w:r>
-      <w:r>
-        <w:rPr>
-          <w:rFonts w:asciiTheme="minorHAnsi" w:hAnsiTheme="minorHAnsi" w:cstheme="minorHAnsi"/>
-          <w:w w:val="105"/>
-        </w:rPr>
-        <w:t>Android</w:t>
+          <w:u w:val="single"/>
+        </w:rPr>
+        <w:t xml:space="preserve"> </w:t>
+      </w:r>
+      <w:r>
+        <w:rPr>
+          <w:rFonts w:asciiTheme="minorHAnsi" w:hAnsiTheme="minorHAnsi" w:cstheme="minorHAnsi"/>
+          <w:w w:val="105"/>
+          <w:u w:val="single"/>
+        </w:rPr>
+        <w:t>web</w:t>
       </w:r>
       <w:r>
         <w:rPr>
           <w:rFonts w:asciiTheme="minorHAnsi" w:hAnsiTheme="minorHAnsi" w:cstheme="minorHAnsi"/>
           <w:spacing w:val="3"/>
           <w:w w:val="105"/>
-        </w:rPr>
-        <w:t xml:space="preserve"> </w:t>
-      </w:r>
-      <w:r>
-        <w:rPr>
-          <w:rFonts w:asciiTheme="minorHAnsi" w:hAnsiTheme="minorHAnsi" w:cstheme="minorHAnsi"/>
-          <w:w w:val="105"/>
+          <w:u w:val="single"/>
+        </w:rPr>
+        <w:t xml:space="preserve"> </w:t>
+      </w:r>
+      <w:r>
+        <w:rPr>
+          <w:rFonts w:asciiTheme="minorHAnsi" w:hAnsiTheme="minorHAnsi" w:cstheme="minorHAnsi"/>
+          <w:w w:val="105"/>
+          <w:u w:val="single"/>
         </w:rPr>
         <w:t>application</w:t>
       </w:r>
@@ -7954,6 +8144,8 @@
       <w:r>
         <w:rPr>
           <w:rFonts w:asciiTheme="minorHAnsi" w:hAnsiTheme="minorHAnsi" w:cstheme="minorHAnsi"/>
+          <w:b/>
+          <w:bCs/>
           <w:spacing w:val="-2"/>
           <w:w w:val="105"/>
         </w:rPr>
@@ -8269,6 +8461,8 @@
       <w:r>
         <w:rPr>
           <w:rFonts w:asciiTheme="minorHAnsi" w:hAnsiTheme="minorHAnsi" w:cstheme="minorHAnsi"/>
+          <w:b/>
+          <w:bCs/>
           <w:w w:val="105"/>
         </w:rPr>
         <w:t>Bootstrap</w:t>
@@ -8299,10 +8493,22 @@
       <w:r>
         <w:rPr>
           <w:rFonts w:asciiTheme="minorHAnsi" w:hAnsiTheme="minorHAnsi" w:cstheme="minorHAnsi"/>
+          <w:b/>
+          <w:bCs/>
           <w:spacing w:val="-5"/>
           <w:w w:val="105"/>
         </w:rPr>
-        <w:t>Vue.js</w:t>
+        <w:t>React</w:t>
+      </w:r>
+      <w:r>
+        <w:rPr>
+          <w:rFonts w:asciiTheme="minorHAnsi" w:hAnsiTheme="minorHAnsi" w:cstheme="minorHAnsi"/>
+          <w:b/>
+          <w:bCs/>
+          <w:spacing w:val="-5"/>
+          <w:w w:val="105"/>
+        </w:rPr>
+        <w:t>.js</w:t>
       </w:r>
       <w:r>
         <w:rPr>
@@ -8400,6 +8606,8 @@
       <w:r>
         <w:rPr>
           <w:rFonts w:asciiTheme="minorHAnsi" w:hAnsiTheme="minorHAnsi" w:cstheme="minorHAnsi"/>
+          <w:b/>
+          <w:bCs/>
           <w:w w:val="105"/>
         </w:rPr>
         <w:t>Google</w:t>
@@ -8407,6 +8615,8 @@
       <w:r>
         <w:rPr>
           <w:rFonts w:asciiTheme="minorHAnsi" w:hAnsiTheme="minorHAnsi" w:cstheme="minorHAnsi"/>
+          <w:b/>
+          <w:bCs/>
           <w:spacing w:val="8"/>
           <w:w w:val="105"/>
         </w:rPr>
@@ -8415,6 +8625,8 @@
       <w:r>
         <w:rPr>
           <w:rFonts w:asciiTheme="minorHAnsi" w:hAnsiTheme="minorHAnsi" w:cstheme="minorHAnsi"/>
+          <w:b/>
+          <w:bCs/>
           <w:spacing w:val="1"/>
           <w:w w:val="105"/>
         </w:rPr>
@@ -8423,6 +8635,8 @@
       <w:r>
         <w:rPr>
           <w:rFonts w:asciiTheme="minorHAnsi" w:hAnsiTheme="minorHAnsi" w:cstheme="minorHAnsi"/>
+          <w:b/>
+          <w:bCs/>
           <w:spacing w:val="8"/>
           <w:w w:val="105"/>
         </w:rPr>
@@ -8431,6 +8645,8 @@
       <w:r>
         <w:rPr>
           <w:rFonts w:asciiTheme="minorHAnsi" w:hAnsiTheme="minorHAnsi" w:cstheme="minorHAnsi"/>
+          <w:b/>
+          <w:bCs/>
           <w:w w:val="105"/>
         </w:rPr>
         <w:t>API</w:t>
@@ -10889,6 +11105,7 @@
   <w:style w:type="character" w:default="1" w:styleId="DefaultParagraphFont">
     <w:name w:val="Default Paragraph Font"/>
     <w:uiPriority w:val="1"/>
+    <w:semiHidden/>
     <w:unhideWhenUsed/>
   </w:style>
   <w:style w:type="table" w:default="1" w:styleId="TableNormal">
